--- a/Docs/Ontwikkel omgeving.docx
+++ b/Docs/Ontwikkel omgeving.docx
@@ -55,17 +55,60 @@
         </w:numPr>
       </w:pPr>
       <w:r>
-        <w:t>Laptop: Lenovo IdeaPad 5 14IIL05</w:t>
+        <w:t>Game Pc</w:t>
       </w:r>
     </w:p>
     <w:p>
       <w:pPr>
+        <w:numPr>
+          <w:ilvl w:val="0"/>
+          <w:numId w:val="2"/>
+        </w:numPr>
+      </w:pPr>
+      <w:r>
+        <w:t>GPU = Rtx 3060 ti</w:t>
+      </w:r>
+    </w:p>
+    <w:p>
+      <w:pPr>
+        <w:numPr>
+          <w:ilvl w:val="0"/>
+          <w:numId w:val="2"/>
+        </w:numPr>
+      </w:pPr>
+      <w:r>
+        <w:t>CPU = Ryzen 7 3700x</w:t>
+      </w:r>
+    </w:p>
+    <w:p>
+      <w:pPr>
+        <w:numPr>
+          <w:ilvl w:val="0"/>
+          <w:numId w:val="2"/>
+        </w:numPr>
+      </w:pPr>
+      <w:r>
+        <w:t>RAM = 32gb ddr4 ram corsair</w:t>
+      </w:r>
+    </w:p>
+    <w:p>
+      <w:pPr>
+        <w:numPr>
+          <w:ilvl w:val="0"/>
+          <w:numId w:val="2"/>
+        </w:numPr>
+      </w:pPr>
+      <w:r>
+        <w:t>Motherboard =  b550 tomahawk super</w:t>
+      </w:r>
+    </w:p>
+    <w:p>
+      <w:pPr>
         <w:rPr>
           <w:b/>
           <w:bCs/>
         </w:rPr>
       </w:pPr>
-      <w:proofErr w:type="spellStart"/>
       <w:r>
         <w:rPr>
           <w:b/>
@@ -73,7 +116,6 @@
         </w:rPr>
         <w:t>Besturingssysteem</w:t>
       </w:r>
-      <w:proofErr w:type="spellEnd"/>
     </w:p>
     <w:p>
       <w:pPr>
@@ -119,7 +161,6 @@
           <w:bCs/>
         </w:rPr>
       </w:pPr>
-      <w:proofErr w:type="spellStart"/>
       <w:r>
         <w:rPr>
           <w:b/>
@@ -127,7 +168,6 @@
         </w:rPr>
         <w:t>Programmeertaal</w:t>
       </w:r>
-      <w:proofErr w:type="spellEnd"/>
     </w:p>
     <w:p>
       <w:pPr>
@@ -147,21 +187,12 @@
           <w:bCs/>
         </w:rPr>
       </w:pPr>
-      <w:proofErr w:type="spellStart"/>
       <w:r>
         <w:rPr>
           <w:b/>
           <w:bCs/>
         </w:rPr>
-        <w:t>Ontwikkelomgeving</w:t>
-      </w:r>
-      <w:proofErr w:type="spellEnd"/>
-      <w:r>
-        <w:rPr>
-          <w:b/>
-          <w:bCs/>
-        </w:rPr>
-        <w:t xml:space="preserve"> (IDE)</w:t>
+        <w:t>Ontwikkelomgeving (IDE)</w:t>
       </w:r>
     </w:p>
     <w:p>
@@ -182,7 +213,6 @@
           <w:bCs/>
         </w:rPr>
       </w:pPr>
-      <w:proofErr w:type="spellStart"/>
       <w:r>
         <w:rPr>
           <w:b/>
@@ -190,7 +220,6 @@
         </w:rPr>
         <w:t>Versiebeheer</w:t>
       </w:r>
-      <w:proofErr w:type="spellEnd"/>
     </w:p>
     <w:p>
       <w:pPr>
@@ -227,37 +256,12 @@
           <w:bCs/>
         </w:rPr>
       </w:pPr>
-      <w:proofErr w:type="spellStart"/>
       <w:r>
         <w:rPr>
           <w:b/>
           <w:bCs/>
         </w:rPr>
-        <w:t>Overige</w:t>
-      </w:r>
-      <w:proofErr w:type="spellEnd"/>
-      <w:r>
-        <w:rPr>
-          <w:b/>
-          <w:bCs/>
-        </w:rPr>
-        <w:t xml:space="preserve"> software </w:t>
-      </w:r>
-      <w:proofErr w:type="spellStart"/>
-      <w:r>
-        <w:rPr>
-          <w:b/>
-          <w:bCs/>
-        </w:rPr>
-        <w:t>en</w:t>
-      </w:r>
-      <w:proofErr w:type="spellEnd"/>
-      <w:r>
-        <w:rPr>
-          <w:b/>
-          <w:bCs/>
-        </w:rPr>
-        <w:t xml:space="preserve"> tools</w:t>
+        <w:t>Overige software en tools</w:t>
       </w:r>
     </w:p>
     <w:p>
@@ -338,6 +342,7 @@
         <w:rPr>
           <w:lang w:val="nl-NL"/>
         </w:rPr>
+        <w:lastRenderedPageBreak/>
         <w:t>Deze ontwikkelomgeving is ingericht om een 2D-game te ontwikkelen binnen Unity. GitHub wordt gebruikt voor versiebeheer, zodat wijzigingen tijdens de ontwikkeling bijgehouden kunnen worden. Visual Studio Code wordt gebruikt voor het schrijven en aanpassen van de C#-scripts die de functionaliteit van de game aansturen.</w:t>
       </w:r>
     </w:p>
@@ -1916,15 +1921,15 @@
     <w:lsdException w:name="Unresolved Mention" w:semiHidden="1" w:unhideWhenUsed="1"/>
     <w:lsdException w:name="Smart Link" w:semiHidden="1" w:unhideWhenUsed="1"/>
   </w:latentStyles>
-  <w:style w:type="paragraph" w:default="1" w:styleId="Standaard">
+  <w:style w:type="paragraph" w:default="1" w:styleId="Normal">
     <w:name w:val="Normal"/>
     <w:qFormat/>
   </w:style>
-  <w:style w:type="paragraph" w:styleId="Kop1">
+  <w:style w:type="paragraph" w:styleId="Heading1">
     <w:name w:val="heading 1"/>
-    <w:basedOn w:val="Standaard"/>
-    <w:next w:val="Standaard"/>
-    <w:link w:val="Kop1Char"/>
+    <w:basedOn w:val="Normal"/>
+    <w:next w:val="Normal"/>
+    <w:link w:val="Heading1Char"/>
     <w:uiPriority w:val="9"/>
     <w:qFormat/>
     <w:rsid w:val="00574F5A"/>
@@ -1941,11 +1946,11 @@
       <w:szCs w:val="40"/>
     </w:rPr>
   </w:style>
-  <w:style w:type="paragraph" w:styleId="Kop2">
+  <w:style w:type="paragraph" w:styleId="Heading2">
     <w:name w:val="heading 2"/>
-    <w:basedOn w:val="Standaard"/>
-    <w:next w:val="Standaard"/>
-    <w:link w:val="Kop2Char"/>
+    <w:basedOn w:val="Normal"/>
+    <w:next w:val="Normal"/>
+    <w:link w:val="Heading2Char"/>
     <w:uiPriority w:val="9"/>
     <w:semiHidden/>
     <w:unhideWhenUsed/>
@@ -1964,11 +1969,11 @@
       <w:szCs w:val="32"/>
     </w:rPr>
   </w:style>
-  <w:style w:type="paragraph" w:styleId="Kop3">
+  <w:style w:type="paragraph" w:styleId="Heading3">
     <w:name w:val="heading 3"/>
-    <w:basedOn w:val="Standaard"/>
-    <w:next w:val="Standaard"/>
-    <w:link w:val="Kop3Char"/>
+    <w:basedOn w:val="Normal"/>
+    <w:next w:val="Normal"/>
+    <w:link w:val="Heading3Char"/>
     <w:uiPriority w:val="9"/>
     <w:semiHidden/>
     <w:unhideWhenUsed/>
@@ -1987,11 +1992,11 @@
       <w:szCs w:val="28"/>
     </w:rPr>
   </w:style>
-  <w:style w:type="paragraph" w:styleId="Kop4">
+  <w:style w:type="paragraph" w:styleId="Heading4">
     <w:name w:val="heading 4"/>
-    <w:basedOn w:val="Standaard"/>
-    <w:next w:val="Standaard"/>
-    <w:link w:val="Kop4Char"/>
+    <w:basedOn w:val="Normal"/>
+    <w:next w:val="Normal"/>
+    <w:link w:val="Heading4Char"/>
     <w:uiPriority w:val="9"/>
     <w:semiHidden/>
     <w:unhideWhenUsed/>
@@ -2010,11 +2015,11 @@
       <w:color w:val="0F4761" w:themeColor="accent1" w:themeShade="BF"/>
     </w:rPr>
   </w:style>
-  <w:style w:type="paragraph" w:styleId="Kop5">
+  <w:style w:type="paragraph" w:styleId="Heading5">
     <w:name w:val="heading 5"/>
-    <w:basedOn w:val="Standaard"/>
-    <w:next w:val="Standaard"/>
-    <w:link w:val="Kop5Char"/>
+    <w:basedOn w:val="Normal"/>
+    <w:next w:val="Normal"/>
+    <w:link w:val="Heading5Char"/>
     <w:uiPriority w:val="9"/>
     <w:semiHidden/>
     <w:unhideWhenUsed/>
@@ -2031,11 +2036,11 @@
       <w:color w:val="0F4761" w:themeColor="accent1" w:themeShade="BF"/>
     </w:rPr>
   </w:style>
-  <w:style w:type="paragraph" w:styleId="Kop6">
+  <w:style w:type="paragraph" w:styleId="Heading6">
     <w:name w:val="heading 6"/>
-    <w:basedOn w:val="Standaard"/>
-    <w:next w:val="Standaard"/>
-    <w:link w:val="Kop6Char"/>
+    <w:basedOn w:val="Normal"/>
+    <w:next w:val="Normal"/>
+    <w:link w:val="Heading6Char"/>
     <w:uiPriority w:val="9"/>
     <w:semiHidden/>
     <w:unhideWhenUsed/>
@@ -2054,11 +2059,11 @@
       <w:color w:val="595959" w:themeColor="text1" w:themeTint="A6"/>
     </w:rPr>
   </w:style>
-  <w:style w:type="paragraph" w:styleId="Kop7">
+  <w:style w:type="paragraph" w:styleId="Heading7">
     <w:name w:val="heading 7"/>
-    <w:basedOn w:val="Standaard"/>
-    <w:next w:val="Standaard"/>
-    <w:link w:val="Kop7Char"/>
+    <w:basedOn w:val="Normal"/>
+    <w:next w:val="Normal"/>
+    <w:link w:val="Heading7Char"/>
     <w:uiPriority w:val="9"/>
     <w:semiHidden/>
     <w:unhideWhenUsed/>
@@ -2075,11 +2080,11 @@
       <w:color w:val="595959" w:themeColor="text1" w:themeTint="A6"/>
     </w:rPr>
   </w:style>
-  <w:style w:type="paragraph" w:styleId="Kop8">
+  <w:style w:type="paragraph" w:styleId="Heading8">
     <w:name w:val="heading 8"/>
-    <w:basedOn w:val="Standaard"/>
-    <w:next w:val="Standaard"/>
-    <w:link w:val="Kop8Char"/>
+    <w:basedOn w:val="Normal"/>
+    <w:next w:val="Normal"/>
+    <w:link w:val="Heading8Char"/>
     <w:uiPriority w:val="9"/>
     <w:semiHidden/>
     <w:unhideWhenUsed/>
@@ -2098,11 +2103,11 @@
       <w:color w:val="272727" w:themeColor="text1" w:themeTint="D8"/>
     </w:rPr>
   </w:style>
-  <w:style w:type="paragraph" w:styleId="Kop9">
+  <w:style w:type="paragraph" w:styleId="Heading9">
     <w:name w:val="heading 9"/>
-    <w:basedOn w:val="Standaard"/>
-    <w:next w:val="Standaard"/>
-    <w:link w:val="Kop9Char"/>
+    <w:basedOn w:val="Normal"/>
+    <w:next w:val="Normal"/>
+    <w:link w:val="Heading9Char"/>
     <w:uiPriority w:val="9"/>
     <w:semiHidden/>
     <w:unhideWhenUsed/>
@@ -2119,13 +2124,13 @@
       <w:color w:val="272727" w:themeColor="text1" w:themeTint="D8"/>
     </w:rPr>
   </w:style>
-  <w:style w:type="character" w:default="1" w:styleId="Standaardalinea-lettertype">
+  <w:style w:type="character" w:default="1" w:styleId="DefaultParagraphFont">
     <w:name w:val="Default Paragraph Font"/>
     <w:uiPriority w:val="1"/>
     <w:semiHidden/>
     <w:unhideWhenUsed/>
   </w:style>
-  <w:style w:type="table" w:default="1" w:styleId="Standaardtabel">
+  <w:style w:type="table" w:default="1" w:styleId="TableNormal">
     <w:name w:val="Normal Table"/>
     <w:uiPriority w:val="99"/>
     <w:semiHidden/>
@@ -2140,16 +2145,16 @@
       </w:tblCellMar>
     </w:tblPr>
   </w:style>
-  <w:style w:type="numbering" w:default="1" w:styleId="Geenlijst">
+  <w:style w:type="numbering" w:default="1" w:styleId="NoList">
     <w:name w:val="No List"/>
     <w:uiPriority w:val="99"/>
     <w:semiHidden/>
     <w:unhideWhenUsed/>
   </w:style>
-  <w:style w:type="character" w:customStyle="1" w:styleId="Kop1Char">
-    <w:name w:val="Kop 1 Char"/>
-    <w:basedOn w:val="Standaardalinea-lettertype"/>
-    <w:link w:val="Kop1"/>
+  <w:style w:type="character" w:customStyle="1" w:styleId="Heading1Char">
+    <w:name w:val="Heading 1 Char"/>
+    <w:basedOn w:val="DefaultParagraphFont"/>
+    <w:link w:val="Heading1"/>
     <w:uiPriority w:val="9"/>
     <w:rsid w:val="00574F5A"/>
     <w:rPr>
@@ -2159,10 +2164,10 @@
       <w:szCs w:val="40"/>
     </w:rPr>
   </w:style>
-  <w:style w:type="character" w:customStyle="1" w:styleId="Kop2Char">
-    <w:name w:val="Kop 2 Char"/>
-    <w:basedOn w:val="Standaardalinea-lettertype"/>
-    <w:link w:val="Kop2"/>
+  <w:style w:type="character" w:customStyle="1" w:styleId="Heading2Char">
+    <w:name w:val="Heading 2 Char"/>
+    <w:basedOn w:val="DefaultParagraphFont"/>
+    <w:link w:val="Heading2"/>
     <w:uiPriority w:val="9"/>
     <w:semiHidden/>
     <w:rsid w:val="00574F5A"/>
@@ -2173,10 +2178,10 @@
       <w:szCs w:val="32"/>
     </w:rPr>
   </w:style>
-  <w:style w:type="character" w:customStyle="1" w:styleId="Kop3Char">
-    <w:name w:val="Kop 3 Char"/>
-    <w:basedOn w:val="Standaardalinea-lettertype"/>
-    <w:link w:val="Kop3"/>
+  <w:style w:type="character" w:customStyle="1" w:styleId="Heading3Char">
+    <w:name w:val="Heading 3 Char"/>
+    <w:basedOn w:val="DefaultParagraphFont"/>
+    <w:link w:val="Heading3"/>
     <w:uiPriority w:val="9"/>
     <w:semiHidden/>
     <w:rsid w:val="00574F5A"/>
@@ -2187,10 +2192,10 @@
       <w:szCs w:val="28"/>
     </w:rPr>
   </w:style>
-  <w:style w:type="character" w:customStyle="1" w:styleId="Kop4Char">
-    <w:name w:val="Kop 4 Char"/>
-    <w:basedOn w:val="Standaardalinea-lettertype"/>
-    <w:link w:val="Kop4"/>
+  <w:style w:type="character" w:customStyle="1" w:styleId="Heading4Char">
+    <w:name w:val="Heading 4 Char"/>
+    <w:basedOn w:val="DefaultParagraphFont"/>
+    <w:link w:val="Heading4"/>
     <w:uiPriority w:val="9"/>
     <w:semiHidden/>
     <w:rsid w:val="00574F5A"/>
@@ -2201,10 +2206,10 @@
       <w:color w:val="0F4761" w:themeColor="accent1" w:themeShade="BF"/>
     </w:rPr>
   </w:style>
-  <w:style w:type="character" w:customStyle="1" w:styleId="Kop5Char">
-    <w:name w:val="Kop 5 Char"/>
-    <w:basedOn w:val="Standaardalinea-lettertype"/>
-    <w:link w:val="Kop5"/>
+  <w:style w:type="character" w:customStyle="1" w:styleId="Heading5Char">
+    <w:name w:val="Heading 5 Char"/>
+    <w:basedOn w:val="DefaultParagraphFont"/>
+    <w:link w:val="Heading5"/>
     <w:uiPriority w:val="9"/>
     <w:semiHidden/>
     <w:rsid w:val="00574F5A"/>
@@ -2213,10 +2218,10 @@
       <w:color w:val="0F4761" w:themeColor="accent1" w:themeShade="BF"/>
     </w:rPr>
   </w:style>
-  <w:style w:type="character" w:customStyle="1" w:styleId="Kop6Char">
-    <w:name w:val="Kop 6 Char"/>
-    <w:basedOn w:val="Standaardalinea-lettertype"/>
-    <w:link w:val="Kop6"/>
+  <w:style w:type="character" w:customStyle="1" w:styleId="Heading6Char">
+    <w:name w:val="Heading 6 Char"/>
+    <w:basedOn w:val="DefaultParagraphFont"/>
+    <w:link w:val="Heading6"/>
     <w:uiPriority w:val="9"/>
     <w:semiHidden/>
     <w:rsid w:val="00574F5A"/>
@@ -2227,10 +2232,10 @@
       <w:color w:val="595959" w:themeColor="text1" w:themeTint="A6"/>
     </w:rPr>
   </w:style>
-  <w:style w:type="character" w:customStyle="1" w:styleId="Kop7Char">
-    <w:name w:val="Kop 7 Char"/>
-    <w:basedOn w:val="Standaardalinea-lettertype"/>
-    <w:link w:val="Kop7"/>
+  <w:style w:type="character" w:customStyle="1" w:styleId="Heading7Char">
+    <w:name w:val="Heading 7 Char"/>
+    <w:basedOn w:val="DefaultParagraphFont"/>
+    <w:link w:val="Heading7"/>
     <w:uiPriority w:val="9"/>
     <w:semiHidden/>
     <w:rsid w:val="00574F5A"/>
@@ -2239,10 +2244,10 @@
       <w:color w:val="595959" w:themeColor="text1" w:themeTint="A6"/>
     </w:rPr>
   </w:style>
-  <w:style w:type="character" w:customStyle="1" w:styleId="Kop8Char">
-    <w:name w:val="Kop 8 Char"/>
-    <w:basedOn w:val="Standaardalinea-lettertype"/>
-    <w:link w:val="Kop8"/>
+  <w:style w:type="character" w:customStyle="1" w:styleId="Heading8Char">
+    <w:name w:val="Heading 8 Char"/>
+    <w:basedOn w:val="DefaultParagraphFont"/>
+    <w:link w:val="Heading8"/>
     <w:uiPriority w:val="9"/>
     <w:semiHidden/>
     <w:rsid w:val="00574F5A"/>
@@ -2253,10 +2258,10 @@
       <w:color w:val="272727" w:themeColor="text1" w:themeTint="D8"/>
     </w:rPr>
   </w:style>
-  <w:style w:type="character" w:customStyle="1" w:styleId="Kop9Char">
-    <w:name w:val="Kop 9 Char"/>
-    <w:basedOn w:val="Standaardalinea-lettertype"/>
-    <w:link w:val="Kop9"/>
+  <w:style w:type="character" w:customStyle="1" w:styleId="Heading9Char">
+    <w:name w:val="Heading 9 Char"/>
+    <w:basedOn w:val="DefaultParagraphFont"/>
+    <w:link w:val="Heading9"/>
     <w:uiPriority w:val="9"/>
     <w:semiHidden/>
     <w:rsid w:val="00574F5A"/>
@@ -2265,11 +2270,11 @@
       <w:color w:val="272727" w:themeColor="text1" w:themeTint="D8"/>
     </w:rPr>
   </w:style>
-  <w:style w:type="paragraph" w:styleId="Titel">
+  <w:style w:type="paragraph" w:styleId="Title">
     <w:name w:val="Title"/>
-    <w:basedOn w:val="Standaard"/>
-    <w:next w:val="Standaard"/>
-    <w:link w:val="TitelChar"/>
+    <w:basedOn w:val="Normal"/>
+    <w:next w:val="Normal"/>
+    <w:link w:val="TitleChar"/>
     <w:uiPriority w:val="10"/>
     <w:qFormat/>
     <w:rsid w:val="00574F5A"/>
@@ -2285,10 +2290,10 @@
       <w:szCs w:val="56"/>
     </w:rPr>
   </w:style>
-  <w:style w:type="character" w:customStyle="1" w:styleId="TitelChar">
-    <w:name w:val="Titel Char"/>
-    <w:basedOn w:val="Standaardalinea-lettertype"/>
-    <w:link w:val="Titel"/>
+  <w:style w:type="character" w:customStyle="1" w:styleId="TitleChar">
+    <w:name w:val="Title Char"/>
+    <w:basedOn w:val="DefaultParagraphFont"/>
+    <w:link w:val="Title"/>
     <w:uiPriority w:val="10"/>
     <w:rsid w:val="00574F5A"/>
     <w:rPr>
@@ -2299,11 +2304,11 @@
       <w:szCs w:val="56"/>
     </w:rPr>
   </w:style>
-  <w:style w:type="paragraph" w:styleId="Ondertitel">
+  <w:style w:type="paragraph" w:styleId="Subtitle">
     <w:name w:val="Subtitle"/>
-    <w:basedOn w:val="Standaard"/>
-    <w:next w:val="Standaard"/>
-    <w:link w:val="OndertitelChar"/>
+    <w:basedOn w:val="Normal"/>
+    <w:next w:val="Normal"/>
+    <w:link w:val="SubtitleChar"/>
     <w:uiPriority w:val="11"/>
     <w:qFormat/>
     <w:rsid w:val="00574F5A"/>
@@ -2320,10 +2325,10 @@
       <w:szCs w:val="28"/>
     </w:rPr>
   </w:style>
-  <w:style w:type="character" w:customStyle="1" w:styleId="OndertitelChar">
-    <w:name w:val="Ondertitel Char"/>
-    <w:basedOn w:val="Standaardalinea-lettertype"/>
-    <w:link w:val="Ondertitel"/>
+  <w:style w:type="character" w:customStyle="1" w:styleId="SubtitleChar">
+    <w:name w:val="Subtitle Char"/>
+    <w:basedOn w:val="DefaultParagraphFont"/>
+    <w:link w:val="Subtitle"/>
     <w:uiPriority w:val="11"/>
     <w:rsid w:val="00574F5A"/>
     <w:rPr>
@@ -2334,11 +2339,11 @@
       <w:szCs w:val="28"/>
     </w:rPr>
   </w:style>
-  <w:style w:type="paragraph" w:styleId="Citaat">
+  <w:style w:type="paragraph" w:styleId="Quote">
     <w:name w:val="Quote"/>
-    <w:basedOn w:val="Standaard"/>
-    <w:next w:val="Standaard"/>
-    <w:link w:val="CitaatChar"/>
+    <w:basedOn w:val="Normal"/>
+    <w:next w:val="Normal"/>
+    <w:link w:val="QuoteChar"/>
     <w:uiPriority w:val="29"/>
     <w:qFormat/>
     <w:rsid w:val="00574F5A"/>
@@ -2352,10 +2357,10 @@
       <w:color w:val="404040" w:themeColor="text1" w:themeTint="BF"/>
     </w:rPr>
   </w:style>
-  <w:style w:type="character" w:customStyle="1" w:styleId="CitaatChar">
-    <w:name w:val="Citaat Char"/>
-    <w:basedOn w:val="Standaardalinea-lettertype"/>
-    <w:link w:val="Citaat"/>
+  <w:style w:type="character" w:customStyle="1" w:styleId="QuoteChar">
+    <w:name w:val="Quote Char"/>
+    <w:basedOn w:val="DefaultParagraphFont"/>
+    <w:link w:val="Quote"/>
     <w:uiPriority w:val="29"/>
     <w:rsid w:val="00574F5A"/>
     <w:rPr>
@@ -2364,9 +2369,9 @@
       <w:color w:val="404040" w:themeColor="text1" w:themeTint="BF"/>
     </w:rPr>
   </w:style>
-  <w:style w:type="paragraph" w:styleId="Lijstalinea">
+  <w:style w:type="paragraph" w:styleId="ListParagraph">
     <w:name w:val="List Paragraph"/>
-    <w:basedOn w:val="Standaard"/>
+    <w:basedOn w:val="Normal"/>
     <w:uiPriority w:val="34"/>
     <w:qFormat/>
     <w:rsid w:val="00574F5A"/>
@@ -2375,9 +2380,9 @@
       <w:contextualSpacing/>
     </w:pPr>
   </w:style>
-  <w:style w:type="character" w:styleId="Intensievebenadrukking">
+  <w:style w:type="character" w:styleId="IntenseEmphasis">
     <w:name w:val="Intense Emphasis"/>
-    <w:basedOn w:val="Standaardalinea-lettertype"/>
+    <w:basedOn w:val="DefaultParagraphFont"/>
     <w:uiPriority w:val="21"/>
     <w:qFormat/>
     <w:rsid w:val="00574F5A"/>
@@ -2387,11 +2392,11 @@
       <w:color w:val="0F4761" w:themeColor="accent1" w:themeShade="BF"/>
     </w:rPr>
   </w:style>
-  <w:style w:type="paragraph" w:styleId="Duidelijkcitaat">
+  <w:style w:type="paragraph" w:styleId="IntenseQuote">
     <w:name w:val="Intense Quote"/>
-    <w:basedOn w:val="Standaard"/>
-    <w:next w:val="Standaard"/>
-    <w:link w:val="DuidelijkcitaatChar"/>
+    <w:basedOn w:val="Normal"/>
+    <w:next w:val="Normal"/>
+    <w:link w:val="IntenseQuoteChar"/>
     <w:uiPriority w:val="30"/>
     <w:qFormat/>
     <w:rsid w:val="00574F5A"/>
@@ -2410,10 +2415,10 @@
       <w:color w:val="0F4761" w:themeColor="accent1" w:themeShade="BF"/>
     </w:rPr>
   </w:style>
-  <w:style w:type="character" w:customStyle="1" w:styleId="DuidelijkcitaatChar">
-    <w:name w:val="Duidelijk citaat Char"/>
-    <w:basedOn w:val="Standaardalinea-lettertype"/>
-    <w:link w:val="Duidelijkcitaat"/>
+  <w:style w:type="character" w:customStyle="1" w:styleId="IntenseQuoteChar">
+    <w:name w:val="Intense Quote Char"/>
+    <w:basedOn w:val="DefaultParagraphFont"/>
+    <w:link w:val="IntenseQuote"/>
     <w:uiPriority w:val="30"/>
     <w:rsid w:val="00574F5A"/>
     <w:rPr>
@@ -2422,9 +2427,9 @@
       <w:color w:val="0F4761" w:themeColor="accent1" w:themeShade="BF"/>
     </w:rPr>
   </w:style>
-  <w:style w:type="character" w:styleId="Intensieveverwijzing">
+  <w:style w:type="character" w:styleId="IntenseReference">
     <w:name w:val="Intense Reference"/>
-    <w:basedOn w:val="Standaardalinea-lettertype"/>
+    <w:basedOn w:val="DefaultParagraphFont"/>
     <w:uiPriority w:val="32"/>
     <w:qFormat/>
     <w:rsid w:val="00574F5A"/>
